--- a/onchain-profile-report.docx
+++ b/onchain-profile-report.docx
@@ -19,7 +19,7 @@
     </w:p>
     <w:p>
       <w:r>
-        <w:t>Anchor программа хранит профиль пользователя в аккаунте Solana. Rust клиент создаёт профиль, обновляет имя и описание и читает данные через RPC. Адрес профиля вычисляется по публичному ключу кошелька; запись требует подписи владельца, чтение доступно публично.</w:t>
+        <w:t>Профиль пользователя хранится в аккаунте Solana с адресом PDA. Кошелёк создаёт и обновляет профиль через Rust клиент; данные доступны для публичного чтения.</w:t>
       </w:r>
     </w:p>
     <w:p>
@@ -41,22 +41,60 @@
         <w:pStyle w:val="Heading1"/>
       </w:pPr>
       <w:r>
-        <w:t>1 Аккаунт профиля</w:t>
+        <w:t>1 Данные профиля</w:t>
+      </w:r>
+    </w:p>
+    <w:p>
+      <w:pPr>
+        <w:keepNext/>
+        <w:spacing w:after="80"/>
+      </w:pPr>
+      <w:r>
+        <w:drawing>
+          <wp:inline xmlns:a="http://schemas.openxmlformats.org/drawingml/2006/main" xmlns:pic="http://schemas.openxmlformats.org/drawingml/2006/picture">
+            <wp:extent cx="2808000" cy="1926869"/>
+            <wp:docPr id="201" name="Profile figure 1" descr="Структура Profile с authority, display_name, bio и bump"/>
+            <wp:cNvGraphicFramePr>
+              <a:graphicFrameLocks noChangeAspect="1"/>
+            </wp:cNvGraphicFramePr>
+            <a:graphic>
+              <a:graphicData uri="http://schemas.openxmlformats.org/drawingml/2006/picture">
+                <pic:pic>
+                  <pic:nvPicPr>
+                    <pic:cNvPr id="301" name="profile-fields.png" descr="Структура Profile с authority, display_name, bio и bump"/>
+                    <pic:cNvPicPr/>
+                  </pic:nvPicPr>
+                  <pic:blipFill>
+                    <a:blip r:embed="rId14"/>
+                    <a:stretch>
+                      <a:fillRect/>
+                    </a:stretch>
+                  </pic:blipFill>
+                  <pic:spPr>
+                    <a:xfrm>
+                      <a:off x="0" y="0"/>
+                      <a:ext cx="2808000" cy="1926869"/>
+                    </a:xfrm>
+                    <a:prstGeom prst="rect"/>
+                  </pic:spPr>
+                </pic:pic>
+              </a:graphicData>
+            </a:graphic>
+          </wp:inline>
+        </w:drawing>
+      </w:r>
+    </w:p>
+    <w:p>
+      <w:pPr>
+        <w:pStyle w:val="Caption"/>
+      </w:pPr>
+      <w:r>
+        <w:t>Рисунок 1. Структура аккаунта Profile</w:t>
       </w:r>
     </w:p>
     <w:p>
       <w:r>
-        <w:t>Profile содержит authority, display_name, bio и bump. Для каждого кошелька существует один канонический PDA с seeds [b"profile", authority.pubkey()]. Аккаунт занимает 241 байт, включая дискриминатор и память для строк. Его owner — программа onchain_profile; authority — кошелёк пользователя.</w:t>
-      </w:r>
-    </w:p>
-    <w:p>
-      <w:r>
-        <w:t>Инструкция initialize создаёт аккаунт и сохраняет канонический bump. update_profile меняет имя и описание, сохраняя адрес и authority. Ограничения Signer, has_one, seeds и bump проверяют подпись владельца и соответствие PDA. Повторная инициализация отклоняется.</w:t>
-      </w:r>
-    </w:p>
-    <w:p>
-      <w:r>
-        <w:t>Имя не может быть пустым после trim() и ограничено 32 байтами UTF-8. Описание допускает пустую строку и ограничено 160 байтами. Проверка обоих полей выполняется до изменения данных; отклонённая транзакция сохраняет прежнее состояние.</w:t>
+        <w:t>Поле authority хранит публичный ключ владельца, display_name — имя, bio — описание, bump — значение для вычисления PDA. Имя ограничено 32 байтами UTF-8 и не может быть пустым после trim(). Описание ограничено 160 байтами и допускает пустую строку.</w:t>
       </w:r>
     </w:p>
     <w:p>
@@ -64,62 +102,122 @@
         <w:pStyle w:val="Heading1"/>
       </w:pPr>
       <w:r>
-        <w:t>2 Команды клиента</w:t>
+        <w:t>2 Создание и обновление профиля</w:t>
+      </w:r>
+    </w:p>
+    <w:p>
+      <w:pPr>
+        <w:keepNext/>
+        <w:spacing w:after="80"/>
+      </w:pPr>
+      <w:r>
+        <w:drawing>
+          <wp:inline xmlns:a="http://schemas.openxmlformats.org/drawingml/2006/main" xmlns:pic="http://schemas.openxmlformats.org/drawingml/2006/picture">
+            <wp:extent cx="6264000" cy="3027600"/>
+            <wp:docPr id="202" name="Profile figure 2" descr="Инструкции initialize и update_profile с проверкой полей до записи"/>
+            <wp:cNvGraphicFramePr>
+              <a:graphicFrameLocks noChangeAspect="1"/>
+            </wp:cNvGraphicFramePr>
+            <a:graphic>
+              <a:graphicData uri="http://schemas.openxmlformats.org/drawingml/2006/picture">
+                <pic:pic>
+                  <pic:nvPicPr>
+                    <pic:cNvPr id="302" name="profile-handlers.png" descr="Инструкции initialize и update_profile с проверкой полей до записи"/>
+                    <pic:cNvPicPr/>
+                  </pic:nvPicPr>
+                  <pic:blipFill>
+                    <a:blip r:embed="rId15"/>
+                    <a:stretch>
+                      <a:fillRect/>
+                    </a:stretch>
+                  </pic:blipFill>
+                  <pic:spPr>
+                    <a:xfrm>
+                      <a:off x="0" y="0"/>
+                      <a:ext cx="6264000" cy="3027600"/>
+                    </a:xfrm>
+                    <a:prstGeom prst="rect"/>
+                  </pic:spPr>
+                </pic:pic>
+              </a:graphicData>
+            </a:graphic>
+          </wp:inline>
+        </w:drawing>
+      </w:r>
+    </w:p>
+    <w:p>
+      <w:pPr>
+        <w:pStyle w:val="Caption"/>
+      </w:pPr>
+      <w:r>
+        <w:t>Рисунок 2. Инструкции initialize и update_profile</w:t>
       </w:r>
     </w:p>
     <w:p>
       <w:r>
-        <w:t>Запуск из корня репозитория в терминале macOS zsh/bash: cargo run -p profile-client --locked -- &lt;команда&gt;.</w:t>
+        <w:t>initialize сохраняет владельца, имя, описание и канонический bump. update_profile изменяет имя и описание, сохраняя authority и адрес аккаунта. Проверка строк выполняется до записи данных.</w:t>
       </w:r>
     </w:p>
     <w:p>
       <w:pPr>
-        <w:pStyle w:val="ListBullet"/>
+        <w:pStyle w:val="Heading1"/>
+        <w:pageBreakBefore/>
       </w:pPr>
       <w:r>
-        <w:t>create --name SNOWNUMB --bio "Solana profile" — создать профиль</w:t>
+        <w:t>3 Адрес профиля и права доступа</w:t>
       </w:r>
     </w:p>
     <w:p>
       <w:pPr>
-        <w:pStyle w:val="ListBullet"/>
+        <w:keepNext/>
+        <w:spacing w:after="80"/>
       </w:pPr>
       <w:r>
-        <w:t>update --name SNOWNUMB --bio "Onchain profile with PDA" — обновить данные</w:t>
+        <w:drawing>
+          <wp:inline xmlns:a="http://schemas.openxmlformats.org/drawingml/2006/main" xmlns:pic="http://schemas.openxmlformats.org/drawingml/2006/picture">
+            <wp:extent cx="5760000" cy="4644848"/>
+            <wp:docPr id="203" name="Profile figure 3" descr="Ограничения PDA, подписи authority и связи has_one для аккаунта Profile"/>
+            <wp:cNvGraphicFramePr>
+              <a:graphicFrameLocks noChangeAspect="1"/>
+            </wp:cNvGraphicFramePr>
+            <a:graphic>
+              <a:graphicData uri="http://schemas.openxmlformats.org/drawingml/2006/picture">
+                <pic:pic>
+                  <pic:nvPicPr>
+                    <pic:cNvPr id="303" name="profile-constraints.png" descr="Ограничения PDA, подписи authority и связи has_one для аккаунта Profile"/>
+                    <pic:cNvPicPr/>
+                  </pic:nvPicPr>
+                  <pic:blipFill>
+                    <a:blip r:embed="rId16"/>
+                    <a:stretch>
+                      <a:fillRect/>
+                    </a:stretch>
+                  </pic:blipFill>
+                  <pic:spPr>
+                    <a:xfrm>
+                      <a:off x="0" y="0"/>
+                      <a:ext cx="5760000" cy="4644848"/>
+                    </a:xfrm>
+                    <a:prstGeom prst="rect"/>
+                  </pic:spPr>
+                </pic:pic>
+              </a:graphicData>
+            </a:graphic>
+          </wp:inline>
+        </w:drawing>
       </w:r>
     </w:p>
     <w:p>
       <w:pPr>
-        <w:pStyle w:val="ListBullet"/>
+        <w:pStyle w:val="Caption"/>
       </w:pPr>
       <w:r>
-        <w:t>show — прочитать профиль своего кошелька</w:t>
-      </w:r>
-    </w:p>
-    <w:p>
-      <w:pPr>
-        <w:pStyle w:val="ListBullet"/>
-      </w:pPr>
-      <w:r>
-        <w:t>show --authority &lt;PUBKEY&gt; — прочитать профиль без файла ключей</w:t>
-      </w:r>
-    </w:p>
-    <w:p>
-      <w:pPr>
-        <w:pStyle w:val="ListBullet"/>
-      </w:pPr>
-      <w:r>
-        <w:t>demo — создать отсутствующий профиль, обновить описание и прочитать данные</w:t>
+        <w:t>Рисунок 3. Ограничения аккаунта и PDA</w:t>
       </w:r>
     </w:p>
     <w:p>
       <w:r>
-        <w:t>Параметры --url и --keypair указываются после команды. По умолчанию используются http://127.0.0.1:8899 и ~/.config/solana/id.json. Для show --authority файл ключей не требуется.</w:t>
-      </w:r>
-    </w:p>
-    <w:p>
-      <w:r>
-        <w:br w:type="page"/>
+        <w:t>Для каждого кошелька создаётся один канонический PDA с seeds [b"profile", authority.pubkey()]. Аккаунт занимает 241 байт. Его owner — программа onchain_profile; authority — кошелёк пользователя. Signer требует подпись владельца, has_one связывает его с профилем, seeds и bump проверяют адрес PDA.</w:t>
       </w:r>
     </w:p>
     <w:p>
@@ -127,7 +225,7 @@
         <w:pStyle w:val="Heading1"/>
       </w:pPr>
       <w:r>
-        <w:t>3 Создание и обновление профиля</w:t>
+        <w:t>4 Взаимодействие с клиентом</w:t>
       </w:r>
     </w:p>
     <w:p>
@@ -139,7 +237,7 @@
         <w:drawing>
           <wp:inline xmlns:a="http://schemas.openxmlformats.org/drawingml/2006/main" xmlns:pic="http://schemas.openxmlformats.org/drawingml/2006/picture">
             <wp:extent cx="6264000" cy="1591884"/>
-            <wp:docPr id="2" name="Profile account" descr="Создание профиля SNOWNUMB и обновление описания с сохранением PDA и bump 253"/>
+            <wp:docPr id="204" name="Profile figure 4" descr="Профиль SNOWNUMB до и после обновления описания с сохранением PDA и bump 253"/>
             <wp:cNvGraphicFramePr>
               <a:graphicFrameLocks noChangeAspect="1"/>
             </wp:cNvGraphicFramePr>
@@ -147,7 +245,7 @@
               <a:graphicData uri="http://schemas.openxmlformats.org/drawingml/2006/picture">
                 <pic:pic>
                   <pic:nvPicPr>
-                    <pic:cNvPr id="0" name="Profile account" descr="Создание профиля SNOWNUMB и обновление описания с сохранением PDA и bump 253"/>
+                    <pic:cNvPr id="304" name="image2.png" descr="Профиль SNOWNUMB до и после обновления описания с сохранением PDA и bump 253"/>
                     <pic:cNvPicPr/>
                   </pic:nvPicPr>
                   <pic:blipFill>
@@ -175,35 +273,12 @@
         <w:pStyle w:val="Caption"/>
       </w:pPr>
       <w:r>
-        <w:t>Рисунок 1. Создание и обновление Profile в localnet</w:t>
+        <w:t>Рисунок 4. Данные профиля до и после обновления</w:t>
       </w:r>
     </w:p>
     <w:p>
       <w:r>
-        <w:t>После initialize профиль содержит имя SNOWNUMB и описание Solana profile. После update_profile описание равно Onchain profile with PDA. PDA HcTuAZzqhjDRMtovoRLxHiSEX96mLdeNhXw9eTaWfoDe, authority и bump 253 сохранены. Клиент подтверждает транзакции и читает аккаунт с commitment confirmed.</w:t>
-      </w:r>
-    </w:p>
-    <w:p>
-      <w:pPr>
-        <w:pStyle w:val="Heading1"/>
-      </w:pPr>
-      <w:r>
-        <w:t>4 Проверки программы</w:t>
-      </w:r>
-    </w:p>
-    <w:p>
-      <w:r>
-        <w:t>Все 26 тестов workspace прошли, включая 13 тестов профиля в LiteSVM. Проверены размер и owner аккаунта, создание, обновление, публичное чтение, независимость кошельков и границы UTF-8. Чужой authority, отсутствие подписи, повторная инициализация, подмена PDA и повреждённые данные отклоняются. Невалидное обновление не меняет ни одно поле.</w:t>
-      </w:r>
-    </w:p>
-    <w:p>
-      <w:r>
-        <w:t>В macOS zsh/bash выполнены anchor build --ignore-keys, cargo fmt --all -- --check, cargo clippy --workspace --all-targets --locked -- -D warnings и cargo test --workspace --locked. Файл target/deploy/onchain_profile.so загружен в локальный validator. Публичное чтение через show --authority выполнено с отсутствующим файлом ключей.</w:t>
-      </w:r>
-    </w:p>
-    <w:p>
-      <w:r>
-        <w:t>Исходный код: programs/onchain-profile/src/lib.rs; клиент: clients/profile-client/src/; тесты: clients/profile-client/tests/profile.rs. Версии: Rust 1.89.0, Anchor 1.1.2, Solana CLI 3.1.10, LiteSVM 0.10.0.</w:t>
+        <w:t>При создании профиль SNOWNUMB содержит описание Solana profile. После обновления описание равно Onchain profile with PDA. Адрес HcTuAZzqhjDRMtovoRLxHiSEX96mLdeNhXw9eTaWfoDe, authority и bump 253 сохраняются. Команда show читает данные профиля; show --authority позволяет читать публичный профиль без файла ключей.</w:t>
       </w:r>
     </w:p>
     <w:sectPr>
